--- a/docs/Analyse du projet- Bilan WA.docx
+++ b/docs/Analyse du projet- Bilan WA.docx
@@ -483,7 +483,21 @@
         <w:rPr>
           <w:lang w:val="fr-CH"/>
         </w:rPr>
-        <w:t>Les audios WhatsApp sont en format .</w:t>
+        <w:t xml:space="preserve">Les audios WhatsApp </w:t>
+      </w:r>
+      <w:proofErr w:type="gramStart"/>
+      <w:r>
+        <w:rPr>
+          <w:lang w:val="fr-CH"/>
+        </w:rPr>
+        <w:t>sont</w:t>
+      </w:r>
+      <w:proofErr w:type="gramEnd"/>
+      <w:r>
+        <w:rPr>
+          <w:lang w:val="fr-CH"/>
+        </w:rPr>
+        <w:t xml:space="preserve"> en format .</w:t>
       </w:r>
       <w:proofErr w:type="spellStart"/>
       <w:r>
@@ -1538,6 +1552,601 @@
           <w:lang w:val="fr-CH"/>
         </w:rPr>
       </w:pPr>
+      <w:r>
+        <w:rPr>
+          <w:lang w:val="fr-CH"/>
+        </w:rPr>
+        <w:drawing>
+          <wp:inline distT="0" distB="0" distL="0" distR="0" wp14:anchorId="4A86B949" wp14:editId="7F2ADAA8">
+            <wp:extent cx="3778444" cy="3016405"/>
+            <wp:effectExtent l="0" t="0" r="0" b="0"/>
+            <wp:docPr id="1530510626" name="Image 1" descr="Une image contenant texte, capture d’écran, nombre, Police&#10;&#10;Le contenu généré par l’IA peut être incorrect."/>
+            <wp:cNvGraphicFramePr>
+              <a:graphicFrameLocks xmlns:a="http://schemas.openxmlformats.org/drawingml/2006/main" noChangeAspect="1"/>
+            </wp:cNvGraphicFramePr>
+            <a:graphic xmlns:a="http://schemas.openxmlformats.org/drawingml/2006/main">
+              <a:graphicData uri="http://schemas.openxmlformats.org/drawingml/2006/picture">
+                <pic:pic xmlns:pic="http://schemas.openxmlformats.org/drawingml/2006/picture">
+                  <pic:nvPicPr>
+                    <pic:cNvPr id="1530510626" name="Image 1" descr="Une image contenant texte, capture d’écran, nombre, Police&#10;&#10;Le contenu généré par l’IA peut être incorrect."/>
+                    <pic:cNvPicPr/>
+                  </pic:nvPicPr>
+                  <pic:blipFill>
+                    <a:blip r:embed="rId5"/>
+                    <a:stretch>
+                      <a:fillRect/>
+                    </a:stretch>
+                  </pic:blipFill>
+                  <pic:spPr>
+                    <a:xfrm>
+                      <a:off x="0" y="0"/>
+                      <a:ext cx="3778444" cy="3016405"/>
+                    </a:xfrm>
+                    <a:prstGeom prst="rect">
+                      <a:avLst/>
+                    </a:prstGeom>
+                  </pic:spPr>
+                </pic:pic>
+              </a:graphicData>
+            </a:graphic>
+          </wp:inline>
+        </w:drawing>
+      </w:r>
+    </w:p>
+    <w:p>
+      <w:pPr>
+        <w:rPr>
+          <w:lang w:val="fr-CH"/>
+        </w:rPr>
+      </w:pPr>
+    </w:p>
+    <w:p>
+      <w:pPr>
+        <w:rPr>
+          <w:lang w:val="fr-CH"/>
+        </w:rPr>
+      </w:pPr>
+      <w:r>
+        <w:rPr>
+          <w:lang w:val="fr-CH"/>
+        </w:rPr>
+        <w:t>22.06.2026</w:t>
+      </w:r>
+    </w:p>
+    <w:p>
+      <w:pPr>
+        <w:rPr>
+          <w:lang w:val="fr-CH"/>
+        </w:rPr>
+      </w:pPr>
+      <w:r>
+        <w:rPr>
+          <w:b/>
+          <w:bCs/>
+          <w:lang w:val="fr-CH"/>
+        </w:rPr>
+        <w:t>Récap complet de ce qui tourne en production :</w:t>
+      </w:r>
+    </w:p>
+    <w:p>
+      <w:pPr>
+        <w:numPr>
+          <w:ilvl w:val="0"/>
+          <w:numId w:val="8"/>
+        </w:numPr>
+        <w:rPr>
+          <w:lang w:val="fr-CH"/>
+        </w:rPr>
+      </w:pPr>
+      <w:r>
+        <w:rPr>
+          <w:lang w:val="fr-CH"/>
+        </w:rPr>
+        <w:t xml:space="preserve">Enregistrement ventes/dépenses/crédits/remboursements </w:t>
+      </w:r>
+      <w:r>
+        <w:rPr>
+          <w:rFonts w:ascii="Segoe UI Emoji" w:hAnsi="Segoe UI Emoji" w:cs="Segoe UI Emoji"/>
+          <w:lang w:val="fr-CH"/>
+        </w:rPr>
+        <w:t>✅</w:t>
+      </w:r>
+    </w:p>
+    <w:p>
+      <w:pPr>
+        <w:numPr>
+          <w:ilvl w:val="0"/>
+          <w:numId w:val="8"/>
+        </w:numPr>
+        <w:rPr>
+          <w:lang w:val="fr-CH"/>
+        </w:rPr>
+      </w:pPr>
+      <w:r>
+        <w:rPr>
+          <w:lang w:val="fr-CH"/>
+        </w:rPr>
+        <w:t xml:space="preserve">Abréviations (vt, </w:t>
+      </w:r>
+      <w:proofErr w:type="spellStart"/>
+      <w:r>
+        <w:rPr>
+          <w:lang w:val="fr-CH"/>
+        </w:rPr>
+        <w:t>dp</w:t>
+      </w:r>
+      <w:proofErr w:type="spellEnd"/>
+      <w:r>
+        <w:rPr>
+          <w:lang w:val="fr-CH"/>
+        </w:rPr>
+        <w:t xml:space="preserve">, </w:t>
+      </w:r>
+      <w:proofErr w:type="spellStart"/>
+      <w:r>
+        <w:rPr>
+          <w:lang w:val="fr-CH"/>
+        </w:rPr>
+        <w:t>cr</w:t>
+      </w:r>
+      <w:proofErr w:type="spellEnd"/>
+      <w:r>
+        <w:rPr>
+          <w:lang w:val="fr-CH"/>
+        </w:rPr>
+        <w:t xml:space="preserve">, </w:t>
+      </w:r>
+      <w:proofErr w:type="spellStart"/>
+      <w:r>
+        <w:rPr>
+          <w:lang w:val="fr-CH"/>
+        </w:rPr>
+        <w:t>rb</w:t>
+      </w:r>
+      <w:proofErr w:type="spellEnd"/>
+      <w:r>
+        <w:rPr>
+          <w:lang w:val="fr-CH"/>
+        </w:rPr>
+        <w:t xml:space="preserve">, </w:t>
+      </w:r>
+      <w:proofErr w:type="spellStart"/>
+      <w:r>
+        <w:rPr>
+          <w:lang w:val="fr-CH"/>
+        </w:rPr>
+        <w:t>bl</w:t>
+      </w:r>
+      <w:proofErr w:type="spellEnd"/>
+      <w:r>
+        <w:rPr>
+          <w:lang w:val="fr-CH"/>
+        </w:rPr>
+        <w:t xml:space="preserve">, </w:t>
+      </w:r>
+      <w:proofErr w:type="spellStart"/>
+      <w:r>
+        <w:rPr>
+          <w:lang w:val="fr-CH"/>
+        </w:rPr>
+        <w:t>lc</w:t>
+      </w:r>
+      <w:proofErr w:type="spellEnd"/>
+      <w:r>
+        <w:rPr>
+          <w:lang w:val="fr-CH"/>
+        </w:rPr>
+        <w:t xml:space="preserve">) </w:t>
+      </w:r>
+      <w:r>
+        <w:rPr>
+          <w:rFonts w:ascii="Segoe UI Emoji" w:hAnsi="Segoe UI Emoji" w:cs="Segoe UI Emoji"/>
+          <w:lang w:val="fr-CH"/>
+        </w:rPr>
+        <w:t>✅</w:t>
+      </w:r>
+    </w:p>
+    <w:p>
+      <w:pPr>
+        <w:numPr>
+          <w:ilvl w:val="0"/>
+          <w:numId w:val="8"/>
+        </w:numPr>
+      </w:pPr>
+      <w:r>
+        <w:t>Bilan jour/</w:t>
+      </w:r>
+      <w:proofErr w:type="spellStart"/>
+      <w:r>
+        <w:t>mois</w:t>
+      </w:r>
+      <w:proofErr w:type="spellEnd"/>
+      <w:r>
+        <w:t xml:space="preserve"> </w:t>
+      </w:r>
+      <w:r>
+        <w:rPr>
+          <w:rFonts w:ascii="Segoe UI Emoji" w:hAnsi="Segoe UI Emoji" w:cs="Segoe UI Emoji"/>
+        </w:rPr>
+        <w:t>✅</w:t>
+      </w:r>
+    </w:p>
+    <w:p>
+      <w:pPr>
+        <w:numPr>
+          <w:ilvl w:val="0"/>
+          <w:numId w:val="8"/>
+        </w:numPr>
+      </w:pPr>
+      <w:proofErr w:type="spellStart"/>
+      <w:r>
+        <w:t>Solde</w:t>
+      </w:r>
+      <w:proofErr w:type="spellEnd"/>
+      <w:r>
+        <w:t xml:space="preserve"> par client </w:t>
+      </w:r>
+      <w:r>
+        <w:rPr>
+          <w:rFonts w:ascii="Segoe UI Emoji" w:hAnsi="Segoe UI Emoji" w:cs="Segoe UI Emoji"/>
+        </w:rPr>
+        <w:t>✅</w:t>
+      </w:r>
+    </w:p>
+    <w:p>
+      <w:pPr>
+        <w:numPr>
+          <w:ilvl w:val="0"/>
+          <w:numId w:val="8"/>
+        </w:numPr>
+        <w:rPr>
+          <w:lang w:val="fr-CH"/>
+        </w:rPr>
+      </w:pPr>
+      <w:r>
+        <w:rPr>
+          <w:lang w:val="fr-CH"/>
+        </w:rPr>
+        <w:t xml:space="preserve">Liste de tous les crédits en cours </w:t>
+      </w:r>
+      <w:r>
+        <w:rPr>
+          <w:rFonts w:ascii="Segoe UI Emoji" w:hAnsi="Segoe UI Emoji" w:cs="Segoe UI Emoji"/>
+          <w:lang w:val="fr-CH"/>
+        </w:rPr>
+        <w:t>✅</w:t>
+      </w:r>
+    </w:p>
+    <w:p>
+      <w:pPr>
+        <w:numPr>
+          <w:ilvl w:val="0"/>
+          <w:numId w:val="8"/>
+        </w:numPr>
+      </w:pPr>
+      <w:proofErr w:type="spellStart"/>
+      <w:r>
+        <w:t>Commande</w:t>
+      </w:r>
+      <w:proofErr w:type="spellEnd"/>
+      <w:r>
+        <w:t xml:space="preserve"> </w:t>
+      </w:r>
+      <w:proofErr w:type="spellStart"/>
+      <w:r>
+        <w:t>d'aide</w:t>
+      </w:r>
+      <w:proofErr w:type="spellEnd"/>
+      <w:r>
+        <w:t xml:space="preserve"> </w:t>
+      </w:r>
+      <w:r>
+        <w:rPr>
+          <w:rFonts w:ascii="Segoe UI Emoji" w:hAnsi="Segoe UI Emoji" w:cs="Segoe UI Emoji"/>
+        </w:rPr>
+        <w:t>✅</w:t>
+      </w:r>
+    </w:p>
+    <w:p>
+      <w:pPr>
+        <w:numPr>
+          <w:ilvl w:val="0"/>
+          <w:numId w:val="8"/>
+        </w:numPr>
+        <w:rPr>
+          <w:lang w:val="fr-CH"/>
+        </w:rPr>
+      </w:pPr>
+      <w:r>
+        <w:rPr>
+          <w:lang w:val="fr-CH"/>
+        </w:rPr>
+        <w:t xml:space="preserve">Rappels automatiques crédits à 7 jours </w:t>
+      </w:r>
+      <w:r>
+        <w:rPr>
+          <w:rFonts w:ascii="Segoe UI Emoji" w:hAnsi="Segoe UI Emoji" w:cs="Segoe UI Emoji"/>
+          <w:lang w:val="fr-CH"/>
+        </w:rPr>
+        <w:t>✅</w:t>
+      </w:r>
+    </w:p>
+    <w:p>
+      <w:pPr>
+        <w:numPr>
+          <w:ilvl w:val="0"/>
+          <w:numId w:val="8"/>
+        </w:numPr>
+      </w:pPr>
+      <w:r>
+        <w:t xml:space="preserve">Message </w:t>
+      </w:r>
+      <w:proofErr w:type="spellStart"/>
+      <w:r>
+        <w:t>d'accueil</w:t>
+      </w:r>
+      <w:proofErr w:type="spellEnd"/>
+      <w:r>
+        <w:t xml:space="preserve"> nouveaux </w:t>
+      </w:r>
+      <w:proofErr w:type="spellStart"/>
+      <w:r>
+        <w:t>utilisateurs</w:t>
+      </w:r>
+      <w:proofErr w:type="spellEnd"/>
+      <w:r>
+        <w:t xml:space="preserve"> </w:t>
+      </w:r>
+      <w:r>
+        <w:rPr>
+          <w:rFonts w:ascii="Segoe UI Emoji" w:hAnsi="Segoe UI Emoji" w:cs="Segoe UI Emoji"/>
+        </w:rPr>
+        <w:t>✅</w:t>
+      </w:r>
+    </w:p>
+    <w:p>
+      <w:pPr>
+        <w:rPr>
+          <w:rFonts w:ascii="Segoe UI Emoji" w:hAnsi="Segoe UI Emoji" w:cs="Segoe UI Emoji"/>
+          <w:lang w:val="fr-CH"/>
+        </w:rPr>
+      </w:pPr>
+    </w:p>
+    <w:p>
+      <w:pPr>
+        <w:rPr>
+          <w:rFonts w:ascii="Segoe UI Emoji" w:hAnsi="Segoe UI Emoji" w:cs="Segoe UI Emoji"/>
+          <w:lang w:val="fr-CH"/>
+        </w:rPr>
+      </w:pPr>
+      <w:r>
+        <w:rPr>
+          <w:rFonts w:ascii="Segoe UI Emoji" w:hAnsi="Segoe UI Emoji" w:cs="Segoe UI Emoji"/>
+          <w:lang w:val="fr-CH"/>
+        </w:rPr>
+        <w:lastRenderedPageBreak/>
+        <w:t xml:space="preserve">To do </w:t>
+      </w:r>
+      <w:proofErr w:type="spellStart"/>
+      <w:r>
+        <w:rPr>
+          <w:rFonts w:ascii="Segoe UI Emoji" w:hAnsi="Segoe UI Emoji" w:cs="Segoe UI Emoji"/>
+          <w:lang w:val="fr-CH"/>
+        </w:rPr>
+        <w:t>list</w:t>
+      </w:r>
+      <w:proofErr w:type="spellEnd"/>
+      <w:r>
+        <w:rPr>
+          <w:rFonts w:ascii="Segoe UI Emoji" w:hAnsi="Segoe UI Emoji" w:cs="Segoe UI Emoji"/>
+          <w:lang w:val="fr-CH"/>
+        </w:rPr>
+        <w:t xml:space="preserve"> pour la su</w:t>
+      </w:r>
+      <w:r>
+        <w:rPr>
+          <w:rFonts w:ascii="Segoe UI Emoji" w:hAnsi="Segoe UI Emoji" w:cs="Segoe UI Emoji"/>
+          <w:lang w:val="fr-CH"/>
+        </w:rPr>
+        <w:t>ite</w:t>
+      </w:r>
+    </w:p>
+    <w:p>
+      <w:pPr>
+        <w:pStyle w:val="Paragraphedeliste"/>
+        <w:numPr>
+          <w:ilvl w:val="0"/>
+          <w:numId w:val="9"/>
+        </w:numPr>
+        <w:spacing w:after="0" w:line="240" w:lineRule="auto"/>
+        <w:rPr>
+          <w:rFonts w:ascii="Times New Roman" w:eastAsia="Times New Roman" w:hAnsi="Times New Roman" w:cs="Times New Roman"/>
+          <w:sz w:val="24"/>
+          <w:szCs w:val="24"/>
+          <w:lang w:val="fr-CH" w:eastAsia="en-GB"/>
+          <w14:ligatures w14:val="none"/>
+        </w:rPr>
+      </w:pPr>
+      <w:r>
+        <w:rPr>
+          <w:rFonts w:ascii="Times New Roman" w:eastAsia="Times New Roman" w:hAnsi="Times New Roman" w:cs="Times New Roman"/>
+          <w:b/>
+          <w:bCs/>
+          <w:sz w:val="24"/>
+          <w:szCs w:val="24"/>
+          <w:lang w:val="fr-CH" w:eastAsia="en-GB"/>
+          <w14:ligatures w14:val="none"/>
+        </w:rPr>
+        <w:t>Dashboard admin simple</w:t>
+      </w:r>
+      <w:r>
+        <w:rPr>
+          <w:rFonts w:ascii="Times New Roman" w:eastAsia="Times New Roman" w:hAnsi="Times New Roman" w:cs="Times New Roman"/>
+          <w:sz w:val="24"/>
+          <w:szCs w:val="24"/>
+          <w:lang w:val="fr-CH" w:eastAsia="en-GB"/>
+          <w14:ligatures w14:val="none"/>
+        </w:rPr>
+        <w:t xml:space="preserve"> — une page web pour voir tes utilisateurs, leurs transactions et crédits en temps réel. Utile quand tu commences à avoir des clients payants. </w:t>
+      </w:r>
+    </w:p>
+    <w:p>
+      <w:pPr>
+        <w:pStyle w:val="Paragraphedeliste"/>
+        <w:numPr>
+          <w:ilvl w:val="0"/>
+          <w:numId w:val="9"/>
+        </w:numPr>
+        <w:spacing w:after="0" w:line="240" w:lineRule="auto"/>
+        <w:rPr>
+          <w:rFonts w:ascii="Times New Roman" w:eastAsia="Times New Roman" w:hAnsi="Times New Roman" w:cs="Times New Roman"/>
+          <w:sz w:val="24"/>
+          <w:szCs w:val="24"/>
+          <w:lang w:val="fr-CH" w:eastAsia="en-GB"/>
+          <w14:ligatures w14:val="none"/>
+        </w:rPr>
+      </w:pPr>
+      <w:r>
+        <w:rPr>
+          <w:rFonts w:ascii="Times New Roman" w:eastAsia="Times New Roman" w:hAnsi="Times New Roman" w:cs="Times New Roman"/>
+          <w:b/>
+          <w:bCs/>
+          <w:sz w:val="24"/>
+          <w:szCs w:val="24"/>
+          <w:lang w:val="fr-CH" w:eastAsia="en-GB"/>
+          <w14:ligatures w14:val="none"/>
+        </w:rPr>
+        <w:t>Export CSV</w:t>
+      </w:r>
+      <w:r>
+        <w:rPr>
+          <w:rFonts w:ascii="Times New Roman" w:eastAsia="Times New Roman" w:hAnsi="Times New Roman" w:cs="Times New Roman"/>
+          <w:sz w:val="24"/>
+          <w:szCs w:val="24"/>
+          <w:lang w:val="fr-CH" w:eastAsia="en-GB"/>
+          <w14:ligatures w14:val="none"/>
+        </w:rPr>
+        <w:t xml:space="preserve"> — commande WhatsApp "exporter mes données" qui génère un résumé des transactions du mois. </w:t>
+      </w:r>
+    </w:p>
+    <w:p>
+      <w:pPr>
+        <w:pStyle w:val="Paragraphedeliste"/>
+        <w:numPr>
+          <w:ilvl w:val="0"/>
+          <w:numId w:val="9"/>
+        </w:numPr>
+        <w:spacing w:after="0" w:line="240" w:lineRule="auto"/>
+        <w:rPr>
+          <w:rFonts w:ascii="Times New Roman" w:eastAsia="Times New Roman" w:hAnsi="Times New Roman" w:cs="Times New Roman"/>
+          <w:sz w:val="24"/>
+          <w:szCs w:val="24"/>
+          <w:lang w:val="fr-CH" w:eastAsia="en-GB"/>
+          <w14:ligatures w14:val="none"/>
+        </w:rPr>
+      </w:pPr>
+      <w:r>
+        <w:rPr>
+          <w:rFonts w:ascii="Times New Roman" w:eastAsia="Times New Roman" w:hAnsi="Times New Roman" w:cs="Times New Roman"/>
+          <w:b/>
+          <w:bCs/>
+          <w:sz w:val="24"/>
+          <w:szCs w:val="24"/>
+          <w:lang w:val="fr-CH" w:eastAsia="en-GB"/>
+          <w14:ligatures w14:val="none"/>
+        </w:rPr>
+        <w:t>Bilan hebdomadaire automatique</w:t>
+      </w:r>
+      <w:r>
+        <w:rPr>
+          <w:rFonts w:ascii="Times New Roman" w:eastAsia="Times New Roman" w:hAnsi="Times New Roman" w:cs="Times New Roman"/>
+          <w:sz w:val="24"/>
+          <w:szCs w:val="24"/>
+          <w:lang w:val="fr-CH" w:eastAsia="en-GB"/>
+          <w14:ligatures w14:val="none"/>
+        </w:rPr>
+        <w:t xml:space="preserve"> — chaque lundi matin, envoyer automatiquement le bilan de la semaine à chaque utilisateur. </w:t>
+      </w:r>
+    </w:p>
+    <w:p>
+      <w:pPr>
+        <w:pStyle w:val="Paragraphedeliste"/>
+        <w:numPr>
+          <w:ilvl w:val="0"/>
+          <w:numId w:val="9"/>
+        </w:numPr>
+        <w:spacing w:after="0" w:line="240" w:lineRule="auto"/>
+        <w:rPr>
+          <w:rFonts w:ascii="Times New Roman" w:eastAsia="Times New Roman" w:hAnsi="Times New Roman" w:cs="Times New Roman"/>
+          <w:sz w:val="24"/>
+          <w:szCs w:val="24"/>
+          <w:lang w:val="fr-CH" w:eastAsia="en-GB"/>
+          <w14:ligatures w14:val="none"/>
+        </w:rPr>
+      </w:pPr>
+      <w:r>
+        <w:rPr>
+          <w:rFonts w:ascii="Times New Roman" w:eastAsia="Times New Roman" w:hAnsi="Times New Roman" w:cs="Times New Roman"/>
+          <w:b/>
+          <w:bCs/>
+          <w:sz w:val="24"/>
+          <w:szCs w:val="24"/>
+          <w:lang w:val="fr-CH" w:eastAsia="en-GB"/>
+          <w14:ligatures w14:val="none"/>
+        </w:rPr>
+        <w:t>Amélioration du NLP</w:t>
+      </w:r>
+      <w:r>
+        <w:rPr>
+          <w:rFonts w:ascii="Times New Roman" w:eastAsia="Times New Roman" w:hAnsi="Times New Roman" w:cs="Times New Roman"/>
+          <w:sz w:val="24"/>
+          <w:szCs w:val="24"/>
+          <w:lang w:val="fr-CH" w:eastAsia="en-GB"/>
+          <w14:ligatures w14:val="none"/>
+        </w:rPr>
+        <w:t xml:space="preserve"> — tester plus de formulations terrain avec de vrais commerçants et corriger les cas qui échouent. </w:t>
+      </w:r>
+    </w:p>
+    <w:p>
+      <w:pPr>
+        <w:pStyle w:val="Paragraphedeliste"/>
+        <w:numPr>
+          <w:ilvl w:val="0"/>
+          <w:numId w:val="9"/>
+        </w:numPr>
+        <w:rPr>
+          <w:lang w:val="fr-CH"/>
+        </w:rPr>
+      </w:pPr>
+      <w:r>
+        <w:rPr>
+          <w:rFonts w:ascii="Times New Roman" w:eastAsia="Times New Roman" w:hAnsi="Times New Roman" w:cs="Times New Roman"/>
+          <w:b/>
+          <w:bCs/>
+          <w:sz w:val="24"/>
+          <w:szCs w:val="24"/>
+          <w:lang w:val="fr-CH" w:eastAsia="en-GB"/>
+          <w14:ligatures w14:val="none"/>
+        </w:rPr>
+        <w:t>Pricing et page de présentation</w:t>
+      </w:r>
+      <w:r>
+        <w:rPr>
+          <w:rFonts w:ascii="Times New Roman" w:eastAsia="Times New Roman" w:hAnsi="Times New Roman" w:cs="Times New Roman"/>
+          <w:sz w:val="24"/>
+          <w:szCs w:val="24"/>
+          <w:lang w:val="fr-CH" w:eastAsia="en-GB"/>
+          <w14:ligatures w14:val="none"/>
+        </w:rPr>
+        <w:t xml:space="preserve"> — une page web simple (landing page) qui explique Bilan WA et permet aux intéressés de laisser leur numéro.</w:t>
+      </w:r>
+    </w:p>
+    <w:p>
+      <w:pPr>
+        <w:rPr>
+          <w:lang w:val="fr-CH"/>
+        </w:rPr>
+      </w:pPr>
     </w:p>
     <w:sectPr>
       <w:pgSz w:w="11906" w:h="16838"/>
@@ -2261,6 +2870,241 @@
     </w:lvl>
   </w:abstractNum>
   <w:abstractNum w:abstractNumId="5" w15:restartNumberingAfterBreak="0">
+    <w:nsid w:val="42E0455D"/>
+    <w:multiLevelType w:val="hybridMultilevel"/>
+    <w:tmpl w:val="7ACED7AE"/>
+    <w:lvl w:ilvl="0" w:tplc="0809000F">
+      <w:start w:val="1"/>
+      <w:numFmt w:val="decimal"/>
+      <w:lvlText w:val="%1."/>
+      <w:lvlJc w:val="left"/>
+      <w:pPr>
+        <w:ind w:left="720" w:hanging="360"/>
+      </w:pPr>
+    </w:lvl>
+    <w:lvl w:ilvl="1" w:tplc="08090019" w:tentative="1">
+      <w:start w:val="1"/>
+      <w:numFmt w:val="lowerLetter"/>
+      <w:lvlText w:val="%2."/>
+      <w:lvlJc w:val="left"/>
+      <w:pPr>
+        <w:ind w:left="1440" w:hanging="360"/>
+      </w:pPr>
+    </w:lvl>
+    <w:lvl w:ilvl="2" w:tplc="0809001B" w:tentative="1">
+      <w:start w:val="1"/>
+      <w:numFmt w:val="lowerRoman"/>
+      <w:lvlText w:val="%3."/>
+      <w:lvlJc w:val="right"/>
+      <w:pPr>
+        <w:ind w:left="2160" w:hanging="180"/>
+      </w:pPr>
+    </w:lvl>
+    <w:lvl w:ilvl="3" w:tplc="0809000F" w:tentative="1">
+      <w:start w:val="1"/>
+      <w:numFmt w:val="decimal"/>
+      <w:lvlText w:val="%4."/>
+      <w:lvlJc w:val="left"/>
+      <w:pPr>
+        <w:ind w:left="2880" w:hanging="360"/>
+      </w:pPr>
+    </w:lvl>
+    <w:lvl w:ilvl="4" w:tplc="08090019" w:tentative="1">
+      <w:start w:val="1"/>
+      <w:numFmt w:val="lowerLetter"/>
+      <w:lvlText w:val="%5."/>
+      <w:lvlJc w:val="left"/>
+      <w:pPr>
+        <w:ind w:left="3600" w:hanging="360"/>
+      </w:pPr>
+    </w:lvl>
+    <w:lvl w:ilvl="5" w:tplc="0809001B" w:tentative="1">
+      <w:start w:val="1"/>
+      <w:numFmt w:val="lowerRoman"/>
+      <w:lvlText w:val="%6."/>
+      <w:lvlJc w:val="right"/>
+      <w:pPr>
+        <w:ind w:left="4320" w:hanging="180"/>
+      </w:pPr>
+    </w:lvl>
+    <w:lvl w:ilvl="6" w:tplc="0809000F" w:tentative="1">
+      <w:start w:val="1"/>
+      <w:numFmt w:val="decimal"/>
+      <w:lvlText w:val="%7."/>
+      <w:lvlJc w:val="left"/>
+      <w:pPr>
+        <w:ind w:left="5040" w:hanging="360"/>
+      </w:pPr>
+    </w:lvl>
+    <w:lvl w:ilvl="7" w:tplc="08090019" w:tentative="1">
+      <w:start w:val="1"/>
+      <w:numFmt w:val="lowerLetter"/>
+      <w:lvlText w:val="%8."/>
+      <w:lvlJc w:val="left"/>
+      <w:pPr>
+        <w:ind w:left="5760" w:hanging="360"/>
+      </w:pPr>
+    </w:lvl>
+    <w:lvl w:ilvl="8" w:tplc="0809001B" w:tentative="1">
+      <w:start w:val="1"/>
+      <w:numFmt w:val="lowerRoman"/>
+      <w:lvlText w:val="%9."/>
+      <w:lvlJc w:val="right"/>
+      <w:pPr>
+        <w:ind w:left="6480" w:hanging="180"/>
+      </w:pPr>
+    </w:lvl>
+  </w:abstractNum>
+  <w:abstractNum w:abstractNumId="6" w15:restartNumberingAfterBreak="0">
+    <w:nsid w:val="44BA44B6"/>
+    <w:multiLevelType w:val="multilevel"/>
+    <w:tmpl w:val="6EE2527E"/>
+    <w:lvl w:ilvl="0">
+      <w:start w:val="1"/>
+      <w:numFmt w:val="bullet"/>
+      <w:lvlText w:val=""/>
+      <w:lvlJc w:val="left"/>
+      <w:pPr>
+        <w:tabs>
+          <w:tab w:val="num" w:pos="720"/>
+        </w:tabs>
+        <w:ind w:left="720" w:hanging="360"/>
+      </w:pPr>
+      <w:rPr>
+        <w:rFonts w:ascii="Symbol" w:hAnsi="Symbol" w:hint="default"/>
+        <w:sz w:val="20"/>
+      </w:rPr>
+    </w:lvl>
+    <w:lvl w:ilvl="1" w:tentative="1">
+      <w:start w:val="1"/>
+      <w:numFmt w:val="bullet"/>
+      <w:lvlText w:val="o"/>
+      <w:lvlJc w:val="left"/>
+      <w:pPr>
+        <w:tabs>
+          <w:tab w:val="num" w:pos="1440"/>
+        </w:tabs>
+        <w:ind w:left="1440" w:hanging="360"/>
+      </w:pPr>
+      <w:rPr>
+        <w:rFonts w:ascii="Courier New" w:hAnsi="Courier New" w:hint="default"/>
+        <w:sz w:val="20"/>
+      </w:rPr>
+    </w:lvl>
+    <w:lvl w:ilvl="2" w:tentative="1">
+      <w:start w:val="1"/>
+      <w:numFmt w:val="bullet"/>
+      <w:lvlText w:val=""/>
+      <w:lvlJc w:val="left"/>
+      <w:pPr>
+        <w:tabs>
+          <w:tab w:val="num" w:pos="2160"/>
+        </w:tabs>
+        <w:ind w:left="2160" w:hanging="360"/>
+      </w:pPr>
+      <w:rPr>
+        <w:rFonts w:ascii="Wingdings" w:hAnsi="Wingdings" w:hint="default"/>
+        <w:sz w:val="20"/>
+      </w:rPr>
+    </w:lvl>
+    <w:lvl w:ilvl="3" w:tentative="1">
+      <w:start w:val="1"/>
+      <w:numFmt w:val="bullet"/>
+      <w:lvlText w:val=""/>
+      <w:lvlJc w:val="left"/>
+      <w:pPr>
+        <w:tabs>
+          <w:tab w:val="num" w:pos="2880"/>
+        </w:tabs>
+        <w:ind w:left="2880" w:hanging="360"/>
+      </w:pPr>
+      <w:rPr>
+        <w:rFonts w:ascii="Wingdings" w:hAnsi="Wingdings" w:hint="default"/>
+        <w:sz w:val="20"/>
+      </w:rPr>
+    </w:lvl>
+    <w:lvl w:ilvl="4" w:tentative="1">
+      <w:start w:val="1"/>
+      <w:numFmt w:val="bullet"/>
+      <w:lvlText w:val=""/>
+      <w:lvlJc w:val="left"/>
+      <w:pPr>
+        <w:tabs>
+          <w:tab w:val="num" w:pos="3600"/>
+        </w:tabs>
+        <w:ind w:left="3600" w:hanging="360"/>
+      </w:pPr>
+      <w:rPr>
+        <w:rFonts w:ascii="Wingdings" w:hAnsi="Wingdings" w:hint="default"/>
+        <w:sz w:val="20"/>
+      </w:rPr>
+    </w:lvl>
+    <w:lvl w:ilvl="5" w:tentative="1">
+      <w:start w:val="1"/>
+      <w:numFmt w:val="bullet"/>
+      <w:lvlText w:val=""/>
+      <w:lvlJc w:val="left"/>
+      <w:pPr>
+        <w:tabs>
+          <w:tab w:val="num" w:pos="4320"/>
+        </w:tabs>
+        <w:ind w:left="4320" w:hanging="360"/>
+      </w:pPr>
+      <w:rPr>
+        <w:rFonts w:ascii="Wingdings" w:hAnsi="Wingdings" w:hint="default"/>
+        <w:sz w:val="20"/>
+      </w:rPr>
+    </w:lvl>
+    <w:lvl w:ilvl="6" w:tentative="1">
+      <w:start w:val="1"/>
+      <w:numFmt w:val="bullet"/>
+      <w:lvlText w:val=""/>
+      <w:lvlJc w:val="left"/>
+      <w:pPr>
+        <w:tabs>
+          <w:tab w:val="num" w:pos="5040"/>
+        </w:tabs>
+        <w:ind w:left="5040" w:hanging="360"/>
+      </w:pPr>
+      <w:rPr>
+        <w:rFonts w:ascii="Wingdings" w:hAnsi="Wingdings" w:hint="default"/>
+        <w:sz w:val="20"/>
+      </w:rPr>
+    </w:lvl>
+    <w:lvl w:ilvl="7" w:tentative="1">
+      <w:start w:val="1"/>
+      <w:numFmt w:val="bullet"/>
+      <w:lvlText w:val=""/>
+      <w:lvlJc w:val="left"/>
+      <w:pPr>
+        <w:tabs>
+          <w:tab w:val="num" w:pos="5760"/>
+        </w:tabs>
+        <w:ind w:left="5760" w:hanging="360"/>
+      </w:pPr>
+      <w:rPr>
+        <w:rFonts w:ascii="Wingdings" w:hAnsi="Wingdings" w:hint="default"/>
+        <w:sz w:val="20"/>
+      </w:rPr>
+    </w:lvl>
+    <w:lvl w:ilvl="8" w:tentative="1">
+      <w:start w:val="1"/>
+      <w:numFmt w:val="bullet"/>
+      <w:lvlText w:val=""/>
+      <w:lvlJc w:val="left"/>
+      <w:pPr>
+        <w:tabs>
+          <w:tab w:val="num" w:pos="6480"/>
+        </w:tabs>
+        <w:ind w:left="6480" w:hanging="360"/>
+      </w:pPr>
+      <w:rPr>
+        <w:rFonts w:ascii="Wingdings" w:hAnsi="Wingdings" w:hint="default"/>
+        <w:sz w:val="20"/>
+      </w:rPr>
+    </w:lvl>
+  </w:abstractNum>
+  <w:abstractNum w:abstractNumId="7" w15:restartNumberingAfterBreak="0">
     <w:nsid w:val="4E666444"/>
     <w:multiLevelType w:val="multilevel"/>
     <w:tmpl w:val="852A1F56"/>
@@ -2409,7 +3253,7 @@
       </w:rPr>
     </w:lvl>
   </w:abstractNum>
-  <w:abstractNum w:abstractNumId="6" w15:restartNumberingAfterBreak="0">
+  <w:abstractNum w:abstractNumId="8" w15:restartNumberingAfterBreak="0">
     <w:nsid w:val="4EFC63B2"/>
     <w:multiLevelType w:val="multilevel"/>
     <w:tmpl w:val="F44A632C"/>
@@ -2562,10 +3406,10 @@
     <w:abstractNumId w:val="1"/>
   </w:num>
   <w:num w:numId="2" w16cid:durableId="2136755276">
-    <w:abstractNumId w:val="6"/>
+    <w:abstractNumId w:val="8"/>
   </w:num>
   <w:num w:numId="3" w16cid:durableId="1197423214">
-    <w:abstractNumId w:val="5"/>
+    <w:abstractNumId w:val="7"/>
   </w:num>
   <w:num w:numId="4" w16cid:durableId="172456570">
     <w:abstractNumId w:val="4"/>
@@ -2578,6 +3422,12 @@
   </w:num>
   <w:num w:numId="7" w16cid:durableId="1366639545">
     <w:abstractNumId w:val="0"/>
+  </w:num>
+  <w:num w:numId="8" w16cid:durableId="135808122">
+    <w:abstractNumId w:val="6"/>
+  </w:num>
+  <w:num w:numId="9" w16cid:durableId="1308045926">
+    <w:abstractNumId w:val="5"/>
   </w:num>
 </w:numbering>
 </file>
